--- a/output/2026_夏合宿費のご案内_途中参加者用.docx
+++ b/output/2026_夏合宿費のご案内_途中参加者用.docx
@@ -212,7 +212,7 @@
                 <w:b w:val="0"/>
                 <w:sz w:val="22"/>
               </w:rPr>
-              <w:t>5,180円</w:t>
+              <w:t>5,180円　（行きのバス代は対象外）</w:t>
             </w:r>
           </w:p>
         </w:tc>
@@ -745,7 +745,7 @@
                 <w:b w:val="0"/>
                 <w:sz w:val="22"/>
               </w:rPr>
-              <w:t>5,180円</w:t>
+              <w:t>5,180円　（行きのバス代は対象外）</w:t>
             </w:r>
           </w:p>
         </w:tc>
